--- a/a3/reports/reportA3.docx
+++ b/a3/reports/reportA3.docx
@@ -390,6 +390,12 @@
                 <w:rFonts w:asciiTheme="majorBidi" w:eastAsia="Arial" w:hAnsiTheme="majorBidi" w:cstheme="majorBidi"/>
               </w:rPr>
             </w:pPr>
+            <w:r>
+              <w:rPr>
+                <w:rFonts w:asciiTheme="majorBidi" w:eastAsia="Arial" w:hAnsiTheme="majorBidi" w:cstheme="majorBidi"/>
+              </w:rPr>
+              <w:t>2923</w:t>
+            </w:r>
           </w:p>
         </w:tc>
         <w:tc>
@@ -839,6 +845,7 @@
     </w:tbl>
     <w:p>
       <w:pPr>
+        <w:ind w:left="360"/>
         <w:rPr>
           <w:lang w:val="en-CA"/>
         </w:rPr>
@@ -849,6 +856,14 @@
     </w:p>
     <w:sdt>
       <w:sdtPr>
+        <w:rPr>
+          <w:rFonts w:ascii="Times New Roman" w:eastAsia="Times New Roman" w:hAnsi="Times New Roman" w:cs="Times New Roman"/>
+          <w:b w:val="0"/>
+          <w:color w:val="000000" w:themeColor="text1"/>
+          <w:position w:val="-1"/>
+          <w:sz w:val="24"/>
+          <w:szCs w:val="20"/>
+        </w:rPr>
         <w:id w:val="1766343974"/>
         <w:docPartObj>
           <w:docPartGallery w:val="Table of Contents"/>
@@ -857,13 +872,8 @@
       </w:sdtPr>
       <w:sdtEndPr>
         <w:rPr>
-          <w:rFonts w:ascii="Times New Roman" w:eastAsia="Times New Roman" w:hAnsi="Times New Roman" w:cs="Times New Roman"/>
           <w:bCs/>
           <w:noProof/>
-          <w:color w:val="000000" w:themeColor="text1"/>
-          <w:position w:val="-1"/>
-          <w:sz w:val="24"/>
-          <w:szCs w:val="20"/>
         </w:rPr>
       </w:sdtEndPr>
       <w:sdtContent>
@@ -1182,6 +1192,7 @@
             <w:tabs>
               <w:tab w:val="right" w:leader="dot" w:pos="9350"/>
             </w:tabs>
+            <w:ind w:left="360"/>
             <w:rPr>
               <w:rFonts w:asciiTheme="minorHAnsi" w:eastAsiaTheme="minorEastAsia" w:hAnsiTheme="minorHAnsi" w:cstheme="minorBidi"/>
               <w:noProof/>
@@ -1258,6 +1269,7 @@
             <w:tabs>
               <w:tab w:val="right" w:leader="dot" w:pos="9350"/>
             </w:tabs>
+            <w:ind w:left="360"/>
             <w:rPr>
               <w:rFonts w:asciiTheme="minorHAnsi" w:eastAsiaTheme="minorEastAsia" w:hAnsiTheme="minorHAnsi" w:cstheme="minorBidi"/>
               <w:noProof/>
@@ -1333,6 +1345,7 @@
             <w:tabs>
               <w:tab w:val="right" w:leader="dot" w:pos="9350"/>
             </w:tabs>
+            <w:ind w:left="360"/>
             <w:rPr>
               <w:rFonts w:asciiTheme="minorHAnsi" w:eastAsiaTheme="minorEastAsia" w:hAnsiTheme="minorHAnsi" w:cstheme="minorBidi"/>
               <w:noProof/>
@@ -1409,6 +1422,7 @@
             <w:tabs>
               <w:tab w:val="right" w:leader="dot" w:pos="9350"/>
             </w:tabs>
+            <w:ind w:left="360"/>
             <w:rPr>
               <w:rFonts w:asciiTheme="minorHAnsi" w:eastAsiaTheme="minorEastAsia" w:hAnsiTheme="minorHAnsi" w:cstheme="minorBidi"/>
               <w:noProof/>
@@ -1485,6 +1499,7 @@
             <w:tabs>
               <w:tab w:val="right" w:leader="dot" w:pos="9350"/>
             </w:tabs>
+            <w:ind w:left="360"/>
             <w:rPr>
               <w:rFonts w:asciiTheme="minorHAnsi" w:eastAsiaTheme="minorEastAsia" w:hAnsiTheme="minorHAnsi" w:cstheme="minorBidi"/>
               <w:noProof/>
@@ -1561,6 +1576,7 @@
             <w:tabs>
               <w:tab w:val="right" w:leader="dot" w:pos="9350"/>
             </w:tabs>
+            <w:ind w:left="360"/>
             <w:rPr>
               <w:rFonts w:asciiTheme="minorHAnsi" w:eastAsiaTheme="minorEastAsia" w:hAnsiTheme="minorHAnsi" w:cstheme="minorBidi"/>
               <w:noProof/>
@@ -1637,6 +1653,7 @@
             <w:tabs>
               <w:tab w:val="right" w:leader="dot" w:pos="9350"/>
             </w:tabs>
+            <w:ind w:left="360"/>
             <w:rPr>
               <w:rFonts w:asciiTheme="minorHAnsi" w:eastAsiaTheme="minorEastAsia" w:hAnsiTheme="minorHAnsi" w:cstheme="minorBidi"/>
               <w:noProof/>
@@ -1781,6 +1798,9 @@
           </w:hyperlink>
         </w:p>
         <w:p>
+          <w:pPr>
+            <w:ind w:left="360"/>
+          </w:pPr>
           <w:r>
             <w:rPr>
               <w:b/>
@@ -1795,7 +1815,7 @@
     <w:p>
       <w:pPr>
         <w:spacing w:before="20" w:line="1" w:lineRule="atLeast"/>
-        <w:ind w:leftChars="100" w:left="101" w:hangingChars="1" w:hanging="1"/>
+        <w:ind w:leftChars="100" w:left="242" w:hangingChars="1" w:hanging="2"/>
         <w:rPr>
           <w:lang w:val="en-CA"/>
         </w:rPr>
@@ -1813,6 +1833,7 @@
         <w:tabs>
           <w:tab w:val="right" w:leader="dot" w:pos="9350"/>
         </w:tabs>
+        <w:ind w:left="360"/>
         <w:rPr>
           <w:rFonts w:asciiTheme="minorHAnsi" w:eastAsiaTheme="minorEastAsia" w:hAnsiTheme="minorHAnsi" w:cstheme="minorBidi"/>
           <w:noProof/>
@@ -1907,6 +1928,7 @@
         <w:tabs>
           <w:tab w:val="right" w:leader="dot" w:pos="9350"/>
         </w:tabs>
+        <w:ind w:left="360"/>
         <w:rPr>
           <w:rFonts w:asciiTheme="minorHAnsi" w:eastAsiaTheme="minorEastAsia" w:hAnsiTheme="minorHAnsi" w:cstheme="minorBidi"/>
           <w:noProof/>
@@ -1982,6 +2004,7 @@
         <w:tabs>
           <w:tab w:val="right" w:leader="dot" w:pos="9350"/>
         </w:tabs>
+        <w:ind w:left="360"/>
         <w:rPr>
           <w:rFonts w:asciiTheme="minorHAnsi" w:eastAsiaTheme="minorEastAsia" w:hAnsiTheme="minorHAnsi" w:cstheme="minorBidi"/>
           <w:noProof/>
@@ -2057,6 +2080,7 @@
         <w:tabs>
           <w:tab w:val="right" w:leader="dot" w:pos="9350"/>
         </w:tabs>
+        <w:ind w:left="360"/>
         <w:rPr>
           <w:rFonts w:asciiTheme="minorHAnsi" w:eastAsiaTheme="minorEastAsia" w:hAnsiTheme="minorHAnsi" w:cstheme="minorBidi"/>
           <w:noProof/>
@@ -2132,6 +2156,7 @@
         <w:tabs>
           <w:tab w:val="right" w:leader="dot" w:pos="9350"/>
         </w:tabs>
+        <w:ind w:left="360"/>
         <w:rPr>
           <w:rFonts w:asciiTheme="minorHAnsi" w:eastAsiaTheme="minorEastAsia" w:hAnsiTheme="minorHAnsi" w:cstheme="minorBidi"/>
           <w:noProof/>
@@ -2207,6 +2232,7 @@
         <w:tabs>
           <w:tab w:val="right" w:leader="dot" w:pos="9350"/>
         </w:tabs>
+        <w:ind w:left="360"/>
         <w:rPr>
           <w:rFonts w:asciiTheme="minorHAnsi" w:eastAsiaTheme="minorEastAsia" w:hAnsiTheme="minorHAnsi" w:cstheme="minorBidi"/>
           <w:noProof/>
@@ -2282,6 +2308,7 @@
         <w:tabs>
           <w:tab w:val="right" w:leader="dot" w:pos="9350"/>
         </w:tabs>
+        <w:ind w:left="360"/>
         <w:rPr>
           <w:rFonts w:asciiTheme="minorHAnsi" w:eastAsiaTheme="minorEastAsia" w:hAnsiTheme="minorHAnsi" w:cstheme="minorBidi"/>
           <w:noProof/>
@@ -2357,6 +2384,7 @@
         <w:tabs>
           <w:tab w:val="right" w:leader="dot" w:pos="9350"/>
         </w:tabs>
+        <w:ind w:left="360"/>
         <w:rPr>
           <w:rFonts w:asciiTheme="minorHAnsi" w:eastAsiaTheme="minorEastAsia" w:hAnsiTheme="minorHAnsi" w:cstheme="minorBidi"/>
           <w:noProof/>
@@ -2432,6 +2460,7 @@
         <w:tabs>
           <w:tab w:val="right" w:leader="dot" w:pos="9350"/>
         </w:tabs>
+        <w:ind w:left="360"/>
         <w:rPr>
           <w:rFonts w:asciiTheme="minorHAnsi" w:eastAsiaTheme="minorEastAsia" w:hAnsiTheme="minorHAnsi" w:cstheme="minorBidi"/>
           <w:noProof/>
@@ -2507,6 +2536,7 @@
         <w:tabs>
           <w:tab w:val="right" w:leader="dot" w:pos="9350"/>
         </w:tabs>
+        <w:ind w:left="360"/>
         <w:rPr>
           <w:rFonts w:asciiTheme="minorHAnsi" w:eastAsiaTheme="minorEastAsia" w:hAnsiTheme="minorHAnsi" w:cstheme="minorBidi"/>
           <w:noProof/>
@@ -2582,6 +2612,7 @@
         <w:tabs>
           <w:tab w:val="right" w:leader="dot" w:pos="9350"/>
         </w:tabs>
+        <w:ind w:left="360"/>
         <w:rPr>
           <w:rFonts w:asciiTheme="minorHAnsi" w:eastAsiaTheme="minorEastAsia" w:hAnsiTheme="minorHAnsi" w:cstheme="minorBidi"/>
           <w:noProof/>
@@ -2657,6 +2688,7 @@
         <w:tabs>
           <w:tab w:val="right" w:leader="dot" w:pos="9350"/>
         </w:tabs>
+        <w:ind w:left="360"/>
         <w:rPr>
           <w:rFonts w:asciiTheme="minorHAnsi" w:eastAsiaTheme="minorEastAsia" w:hAnsiTheme="minorHAnsi" w:cstheme="minorBidi"/>
           <w:noProof/>
@@ -2732,6 +2764,7 @@
         <w:tabs>
           <w:tab w:val="right" w:leader="dot" w:pos="9350"/>
         </w:tabs>
+        <w:ind w:left="360"/>
         <w:rPr>
           <w:rFonts w:asciiTheme="minorHAnsi" w:eastAsiaTheme="minorEastAsia" w:hAnsiTheme="minorHAnsi" w:cstheme="minorBidi"/>
           <w:noProof/>
@@ -2807,6 +2840,7 @@
         <w:tabs>
           <w:tab w:val="right" w:leader="dot" w:pos="9350"/>
         </w:tabs>
+        <w:ind w:left="360"/>
         <w:rPr>
           <w:rFonts w:asciiTheme="minorHAnsi" w:eastAsiaTheme="minorEastAsia" w:hAnsiTheme="minorHAnsi" w:cstheme="minorBidi"/>
           <w:noProof/>
@@ -2882,6 +2916,7 @@
         <w:tabs>
           <w:tab w:val="right" w:leader="dot" w:pos="9350"/>
         </w:tabs>
+        <w:ind w:left="360"/>
         <w:rPr>
           <w:rFonts w:asciiTheme="minorHAnsi" w:eastAsiaTheme="minorEastAsia" w:hAnsiTheme="minorHAnsi" w:cstheme="minorBidi"/>
           <w:noProof/>
@@ -2957,6 +2992,7 @@
         <w:tabs>
           <w:tab w:val="right" w:leader="dot" w:pos="9350"/>
         </w:tabs>
+        <w:ind w:left="360"/>
         <w:rPr>
           <w:rFonts w:asciiTheme="minorHAnsi" w:eastAsiaTheme="minorEastAsia" w:hAnsiTheme="minorHAnsi" w:cstheme="minorBidi"/>
           <w:noProof/>
@@ -3032,6 +3068,7 @@
         <w:tabs>
           <w:tab w:val="right" w:leader="dot" w:pos="9350"/>
         </w:tabs>
+        <w:ind w:left="360"/>
         <w:rPr>
           <w:rFonts w:asciiTheme="minorHAnsi" w:eastAsiaTheme="minorEastAsia" w:hAnsiTheme="minorHAnsi" w:cstheme="minorBidi"/>
           <w:noProof/>
@@ -3107,6 +3144,7 @@
         <w:tabs>
           <w:tab w:val="right" w:leader="dot" w:pos="9350"/>
         </w:tabs>
+        <w:ind w:left="360"/>
         <w:rPr>
           <w:rFonts w:asciiTheme="minorHAnsi" w:eastAsiaTheme="minorEastAsia" w:hAnsiTheme="minorHAnsi" w:cstheme="minorBidi"/>
           <w:noProof/>
@@ -3182,6 +3220,7 @@
         <w:tabs>
           <w:tab w:val="right" w:leader="dot" w:pos="9350"/>
         </w:tabs>
+        <w:ind w:left="360"/>
         <w:rPr>
           <w:rFonts w:asciiTheme="minorHAnsi" w:eastAsiaTheme="minorEastAsia" w:hAnsiTheme="minorHAnsi" w:cstheme="minorBidi"/>
           <w:noProof/>
@@ -3257,6 +3296,7 @@
         <w:tabs>
           <w:tab w:val="right" w:leader="dot" w:pos="9350"/>
         </w:tabs>
+        <w:ind w:left="360"/>
         <w:rPr>
           <w:rFonts w:asciiTheme="minorHAnsi" w:eastAsiaTheme="minorEastAsia" w:hAnsiTheme="minorHAnsi" w:cstheme="minorBidi"/>
           <w:noProof/>
@@ -3332,6 +3372,7 @@
         <w:tabs>
           <w:tab w:val="right" w:leader="dot" w:pos="9350"/>
         </w:tabs>
+        <w:ind w:left="360"/>
         <w:rPr>
           <w:rFonts w:asciiTheme="minorHAnsi" w:eastAsiaTheme="minorEastAsia" w:hAnsiTheme="minorHAnsi" w:cstheme="minorBidi"/>
           <w:noProof/>
@@ -3407,6 +3448,7 @@
         <w:tabs>
           <w:tab w:val="right" w:leader="dot" w:pos="9350"/>
         </w:tabs>
+        <w:ind w:left="360"/>
         <w:rPr>
           <w:rFonts w:asciiTheme="minorHAnsi" w:eastAsiaTheme="minorEastAsia" w:hAnsiTheme="minorHAnsi" w:cstheme="minorBidi"/>
           <w:noProof/>
@@ -3482,6 +3524,7 @@
         <w:tabs>
           <w:tab w:val="right" w:leader="dot" w:pos="9350"/>
         </w:tabs>
+        <w:ind w:left="360"/>
         <w:rPr>
           <w:rFonts w:asciiTheme="minorHAnsi" w:eastAsiaTheme="minorEastAsia" w:hAnsiTheme="minorHAnsi" w:cstheme="minorBidi"/>
           <w:noProof/>
@@ -3557,6 +3600,7 @@
         <w:tabs>
           <w:tab w:val="right" w:leader="dot" w:pos="9350"/>
         </w:tabs>
+        <w:ind w:left="360"/>
         <w:rPr>
           <w:rFonts w:asciiTheme="minorHAnsi" w:eastAsiaTheme="minorEastAsia" w:hAnsiTheme="minorHAnsi" w:cstheme="minorBidi"/>
           <w:noProof/>
@@ -3632,6 +3676,7 @@
         <w:tabs>
           <w:tab w:val="right" w:leader="dot" w:pos="9350"/>
         </w:tabs>
+        <w:ind w:left="360"/>
         <w:rPr>
           <w:rFonts w:asciiTheme="minorHAnsi" w:eastAsiaTheme="minorEastAsia" w:hAnsiTheme="minorHAnsi" w:cstheme="minorBidi"/>
           <w:noProof/>
@@ -3707,6 +3752,7 @@
         <w:tabs>
           <w:tab w:val="right" w:leader="dot" w:pos="9350"/>
         </w:tabs>
+        <w:ind w:left="360"/>
         <w:rPr>
           <w:rFonts w:asciiTheme="minorHAnsi" w:eastAsiaTheme="minorEastAsia" w:hAnsiTheme="minorHAnsi" w:cstheme="minorBidi"/>
           <w:noProof/>
@@ -3782,6 +3828,7 @@
         <w:tabs>
           <w:tab w:val="right" w:leader="dot" w:pos="9350"/>
         </w:tabs>
+        <w:ind w:left="360"/>
         <w:rPr>
           <w:rFonts w:asciiTheme="minorHAnsi" w:eastAsiaTheme="minorEastAsia" w:hAnsiTheme="minorHAnsi" w:cstheme="minorBidi"/>
           <w:noProof/>
@@ -3857,6 +3904,7 @@
         <w:tabs>
           <w:tab w:val="right" w:leader="dot" w:pos="9350"/>
         </w:tabs>
+        <w:ind w:left="360"/>
         <w:rPr>
           <w:rFonts w:asciiTheme="minorHAnsi" w:eastAsiaTheme="minorEastAsia" w:hAnsiTheme="minorHAnsi" w:cstheme="minorBidi"/>
           <w:noProof/>
@@ -3929,7 +3977,7 @@
     <w:p>
       <w:pPr>
         <w:spacing w:before="20" w:line="1" w:lineRule="atLeast"/>
-        <w:ind w:leftChars="100" w:left="101" w:hangingChars="1" w:hanging="1"/>
+        <w:ind w:leftChars="100" w:left="242" w:hangingChars="1" w:hanging="2"/>
         <w:rPr>
           <w:lang w:val="en-CA"/>
         </w:rPr>
@@ -3949,6 +3997,7 @@
     </w:p>
     <w:p>
       <w:pPr>
+        <w:ind w:left="360"/>
         <w:rPr>
           <w:lang w:val="en-CA"/>
         </w:rPr>
@@ -3972,6 +4021,7 @@
     </w:p>
     <w:p>
       <w:pPr>
+        <w:ind w:left="360"/>
         <w:rPr>
           <w:lang w:val="en-CA"/>
         </w:rPr>
@@ -3985,6 +4035,7 @@
     </w:p>
     <w:p>
       <w:pPr>
+        <w:ind w:left="360"/>
         <w:rPr>
           <w:lang w:val="en-CA"/>
         </w:rPr>
@@ -3995,7 +4046,6 @@
         </w:rPr>
         <w:t xml:space="preserve">In this project, three well-known RL </w:t>
       </w:r>
-      <w:proofErr w:type="gramStart"/>
       <w:r>
         <w:rPr>
           <w:lang w:val="en-CA"/>
@@ -4006,14 +4056,7 @@
         <w:rPr>
           <w:lang w:val="en-CA"/>
         </w:rPr>
-        <w:t>(</w:t>
-      </w:r>
-      <w:proofErr w:type="gramEnd"/>
-      <w:r>
-        <w:rPr>
-          <w:lang w:val="en-CA"/>
-        </w:rPr>
-        <w:t>Monte</w:t>
+        <w:t>(Monte</w:t>
       </w:r>
       <w:r>
         <w:rPr>
@@ -4036,6 +4079,7 @@
     </w:p>
     <w:p>
       <w:pPr>
+        <w:ind w:left="360"/>
         <w:rPr>
           <w:lang w:val="en-CA"/>
         </w:rPr>
@@ -4065,6 +4109,7 @@
     </w:p>
     <w:p>
       <w:pPr>
+        <w:ind w:left="360"/>
         <w:rPr>
           <w:lang w:val="en-CA"/>
         </w:rPr>
@@ -4078,6 +4123,7 @@
     </w:p>
     <w:p>
       <w:pPr>
+        <w:ind w:left="360"/>
         <w:rPr>
           <w:lang w:val="en-CA"/>
         </w:rPr>
@@ -4091,6 +4137,7 @@
     </w:p>
     <w:p>
       <w:pPr>
+        <w:ind w:left="360"/>
         <w:rPr>
           <w:lang w:val="en-CA"/>
         </w:rPr>
@@ -4116,6 +4163,7 @@
     </w:p>
     <w:p>
       <w:pPr>
+        <w:ind w:left="360"/>
         <w:rPr>
           <w:lang w:val="en-CA"/>
         </w:rPr>
@@ -4129,6 +4177,7 @@
     </w:p>
     <w:p>
       <w:pPr>
+        <w:ind w:left="360"/>
         <w:rPr>
           <w:lang w:val="en-CA"/>
         </w:rPr>
@@ -4142,6 +4191,7 @@
     </w:p>
     <w:p>
       <w:pPr>
+        <w:ind w:left="360"/>
         <w:rPr>
           <w:lang w:val="en-CA"/>
         </w:rPr>
@@ -4165,6 +4215,7 @@
     </w:p>
     <w:p>
       <w:pPr>
+        <w:ind w:left="360"/>
         <w:rPr>
           <w:lang w:val="en-CA"/>
         </w:rPr>
@@ -4178,6 +4229,7 @@
     </w:p>
     <w:p>
       <w:pPr>
+        <w:ind w:left="360"/>
         <w:rPr>
           <w:lang w:val="en-CA"/>
         </w:rPr>
@@ -4271,6 +4323,7 @@
     </w:p>
     <w:p>
       <w:pPr>
+        <w:ind w:left="360"/>
         <w:rPr>
           <w:lang w:val="en-CA"/>
         </w:rPr>
@@ -4285,10 +4338,12 @@
     <w:p>
       <w:pPr>
         <w:keepNext/>
+        <w:ind w:left="360"/>
         <w:jc w:val="center"/>
       </w:pPr>
       <w:r>
         <w:rPr>
+          <w:noProof/>
           <w:lang w:val="en-CA"/>
         </w:rPr>
         <w:drawing>
@@ -4331,6 +4386,7 @@
     <w:p>
       <w:pPr>
         <w:pStyle w:val="Caption"/>
+        <w:ind w:left="360"/>
         <w:jc w:val="center"/>
         <w:rPr>
           <w:lang w:val="en-CA"/>
@@ -4340,24 +4396,14 @@
       <w:r>
         <w:t xml:space="preserve">Figure </w:t>
       </w:r>
-      <w:r>
-        <w:fldChar w:fldCharType="begin"/>
-      </w:r>
-      <w:r>
-        <w:instrText xml:space="preserve"> SEQ Figure \* ARABIC </w:instrText>
-      </w:r>
-      <w:r>
-        <w:fldChar w:fldCharType="separate"/>
-      </w:r>
-      <w:r>
-        <w:rPr>
-          <w:noProof/>
-        </w:rPr>
-        <w:t>1</w:t>
-      </w:r>
-      <w:r>
-        <w:fldChar w:fldCharType="end"/>
-      </w:r>
+      <w:fldSimple w:instr=" SEQ Figure \* ARABIC ">
+        <w:r>
+          <w:rPr>
+            <w:noProof/>
+          </w:rPr>
+          <w:t>1</w:t>
+        </w:r>
+      </w:fldSimple>
       <w:r>
         <w:t xml:space="preserve">: </w:t>
       </w:r>
@@ -4400,20 +4446,28 @@
     </w:p>
     <w:p>
       <w:pPr>
+        <w:ind w:left="360"/>
         <w:rPr>
           <w:lang w:val="en-CA"/>
         </w:rPr>
       </w:pPr>
+      <w:r>
+        <w:rPr>
+          <w:lang w:val="en-CA"/>
+        </w:rPr>
+        <w:t xml:space="preserve">In this experiment, the performance of Q-learning and SARSA was evaluated in the stochastic grid-world environment using the default parameters. Each algorithm was </w:t>
+      </w:r>
       <w:r>
         <w:rPr>
           <w:lang w:val="en-CA"/>
         </w:rPr>
         <w:lastRenderedPageBreak/>
-        <w:t>In this experiment, the performance of Q-learning and SARSA was evaluated in the stochastic grid-world environment using the default parameters. Each algorithm was executed for 10,000 episodes, and the resulting policies and performance metrics were recorded.</w:t>
+        <w:t>executed for 10,000 episodes, and the resulting policies and performance metrics were recorded.</w:t>
       </w:r>
     </w:p>
     <w:p>
       <w:pPr>
+        <w:ind w:left="360"/>
         <w:rPr>
           <w:lang w:val="en-CA"/>
         </w:rPr>
@@ -4439,6 +4493,7 @@
     </w:p>
     <w:p>
       <w:pPr>
+        <w:ind w:left="360"/>
         <w:rPr>
           <w:lang w:val="en-CA"/>
         </w:rPr>
@@ -4450,6 +4505,7 @@
     <w:p>
       <w:pPr>
         <w:keepNext/>
+        <w:ind w:left="360"/>
         <w:rPr>
           <w:lang w:val="en-CA"/>
         </w:rPr>
@@ -4464,6 +4520,7 @@
     <w:p>
       <w:pPr>
         <w:pStyle w:val="Caption"/>
+        <w:ind w:left="360"/>
         <w:jc w:val="center"/>
       </w:pPr>
       <w:bookmarkStart w:id="21" w:name="_Toc224680588"/>
@@ -4473,7 +4530,7 @@
           <w:lang w:val="en-CA"/>
         </w:rPr>
         <w:drawing>
-          <wp:anchor distT="0" distB="0" distL="114300" distR="114300" simplePos="0" relativeHeight="251658240" behindDoc="0" locked="0" layoutInCell="1" allowOverlap="1" wp14:anchorId="2A9A8303" wp14:editId="1E02FDC1">
+          <wp:anchor distT="0" distB="0" distL="114300" distR="114300" simplePos="0" relativeHeight="251658240" behindDoc="0" locked="0" layoutInCell="1" allowOverlap="1" wp14:anchorId="2A9A8303" wp14:editId="66CEB9C9">
             <wp:simplePos x="0" y="0"/>
             <wp:positionH relativeFrom="column">
               <wp:posOffset>961970</wp:posOffset>
@@ -4531,24 +4588,14 @@
       <w:r>
         <w:t xml:space="preserve">Figure </w:t>
       </w:r>
-      <w:r>
-        <w:fldChar w:fldCharType="begin"/>
-      </w:r>
-      <w:r>
-        <w:instrText xml:space="preserve"> SEQ Figure \* ARABIC </w:instrText>
-      </w:r>
-      <w:r>
-        <w:fldChar w:fldCharType="separate"/>
-      </w:r>
-      <w:r>
-        <w:rPr>
-          <w:noProof/>
-        </w:rPr>
-        <w:t>2</w:t>
-      </w:r>
-      <w:r>
-        <w:fldChar w:fldCharType="end"/>
-      </w:r>
+      <w:fldSimple w:instr=" SEQ Figure \* ARABIC ">
+        <w:r>
+          <w:rPr>
+            <w:noProof/>
+          </w:rPr>
+          <w:t>2</w:t>
+        </w:r>
+      </w:fldSimple>
       <w:r>
         <w:t xml:space="preserve">: </w:t>
       </w:r>
@@ -4561,7 +4608,7 @@
           <w:lang w:val="en-CA"/>
         </w:rPr>
         <w:drawing>
-          <wp:inline distT="0" distB="0" distL="0" distR="0" wp14:anchorId="4F232385" wp14:editId="72800E52">
+          <wp:inline distT="0" distB="0" distL="0" distR="0" wp14:anchorId="4F232385" wp14:editId="0D71EE46">
             <wp:extent cx="3838320" cy="1497600"/>
             <wp:effectExtent l="0" t="0" r="0" b="7620"/>
             <wp:docPr id="1415781446" name="Picture 2"/>
@@ -4607,30 +4654,21 @@
     <w:p>
       <w:pPr>
         <w:pStyle w:val="Caption"/>
+        <w:ind w:left="360"/>
         <w:jc w:val="center"/>
       </w:pPr>
       <w:bookmarkStart w:id="22" w:name="_Toc224680589"/>
       <w:r>
         <w:t xml:space="preserve">Figure </w:t>
       </w:r>
-      <w:r>
-        <w:fldChar w:fldCharType="begin"/>
-      </w:r>
-      <w:r>
-        <w:instrText xml:space="preserve"> SEQ Figure \* ARABIC </w:instrText>
-      </w:r>
-      <w:r>
-        <w:fldChar w:fldCharType="separate"/>
-      </w:r>
-      <w:r>
-        <w:rPr>
-          <w:noProof/>
-        </w:rPr>
-        <w:t>3</w:t>
-      </w:r>
-      <w:r>
-        <w:fldChar w:fldCharType="end"/>
-      </w:r>
+      <w:fldSimple w:instr=" SEQ Figure \* ARABIC ">
+        <w:r>
+          <w:rPr>
+            <w:noProof/>
+          </w:rPr>
+          <w:t>3</w:t>
+        </w:r>
+      </w:fldSimple>
       <w:r>
         <w:t xml:space="preserve">: </w:t>
       </w:r>
@@ -4642,6 +4680,7 @@
     <w:p>
       <w:pPr>
         <w:keepNext/>
+        <w:ind w:left="360"/>
         <w:jc w:val="center"/>
       </w:pPr>
       <w:r>
@@ -4651,7 +4690,7 @@
         </w:rPr>
         <w:lastRenderedPageBreak/>
         <w:drawing>
-          <wp:inline distT="0" distB="0" distL="0" distR="0" wp14:anchorId="10A2AC6D" wp14:editId="5CE5AF39">
+          <wp:inline distT="0" distB="0" distL="0" distR="0" wp14:anchorId="10A2AC6D" wp14:editId="72324445">
             <wp:extent cx="3862341" cy="1503671"/>
             <wp:effectExtent l="0" t="0" r="5080" b="1905"/>
             <wp:docPr id="1357342391" name="Picture 3"/>
@@ -4696,30 +4735,21 @@
     <w:p>
       <w:pPr>
         <w:pStyle w:val="Caption"/>
+        <w:ind w:left="360"/>
         <w:jc w:val="center"/>
       </w:pPr>
       <w:bookmarkStart w:id="23" w:name="_Toc224680590"/>
       <w:r>
         <w:t xml:space="preserve">Figure </w:t>
       </w:r>
-      <w:r>
-        <w:fldChar w:fldCharType="begin"/>
-      </w:r>
-      <w:r>
-        <w:instrText xml:space="preserve"> SEQ Figure \* ARABIC </w:instrText>
-      </w:r>
-      <w:r>
-        <w:fldChar w:fldCharType="separate"/>
-      </w:r>
-      <w:r>
-        <w:rPr>
-          <w:noProof/>
-        </w:rPr>
-        <w:t>4</w:t>
-      </w:r>
-      <w:r>
-        <w:fldChar w:fldCharType="end"/>
-      </w:r>
+      <w:fldSimple w:instr=" SEQ Figure \* ARABIC ">
+        <w:r>
+          <w:rPr>
+            <w:noProof/>
+          </w:rPr>
+          <w:t>4</w:t>
+        </w:r>
+      </w:fldSimple>
       <w:r>
         <w:t xml:space="preserve">: </w:t>
       </w:r>
@@ -4734,10 +4764,12 @@
     <w:p>
       <w:pPr>
         <w:keepNext/>
+        <w:ind w:left="360"/>
         <w:jc w:val="center"/>
       </w:pPr>
       <w:r>
         <w:rPr>
+          <w:noProof/>
           <w:lang w:val="en-CA"/>
         </w:rPr>
         <w:drawing>
@@ -4780,6 +4812,7 @@
     <w:p>
       <w:pPr>
         <w:pStyle w:val="Caption"/>
+        <w:ind w:left="360"/>
         <w:jc w:val="center"/>
         <w:rPr>
           <w:lang w:val="en-CA"/>
@@ -4789,24 +4822,14 @@
       <w:r>
         <w:t xml:space="preserve">Figure </w:t>
       </w:r>
-      <w:r>
-        <w:fldChar w:fldCharType="begin"/>
-      </w:r>
-      <w:r>
-        <w:instrText xml:space="preserve"> SEQ Figure \* ARABIC </w:instrText>
-      </w:r>
-      <w:r>
-        <w:fldChar w:fldCharType="separate"/>
-      </w:r>
-      <w:r>
-        <w:rPr>
-          <w:noProof/>
-        </w:rPr>
-        <w:t>5</w:t>
-      </w:r>
-      <w:r>
-        <w:fldChar w:fldCharType="end"/>
-      </w:r>
+      <w:fldSimple w:instr=" SEQ Figure \* ARABIC ">
+        <w:r>
+          <w:rPr>
+            <w:noProof/>
+          </w:rPr>
+          <w:t>5</w:t>
+        </w:r>
+      </w:fldSimple>
       <w:r>
         <w:t xml:space="preserve">: Q- learning and </w:t>
       </w:r>
@@ -4833,6 +4856,7 @@
     </w:p>
     <w:p>
       <w:pPr>
+        <w:ind w:left="360"/>
         <w:rPr>
           <w:lang w:val="en-CA"/>
         </w:rPr>
@@ -4846,6 +4870,7 @@
     </w:p>
     <w:p>
       <w:pPr>
+        <w:ind w:left="360"/>
         <w:rPr>
           <w:lang w:val="en-CA"/>
         </w:rPr>
@@ -4859,6 +4884,7 @@
     </w:p>
     <w:p>
       <w:pPr>
+        <w:ind w:left="360"/>
         <w:rPr>
           <w:lang w:val="en-CA"/>
         </w:rPr>
@@ -4873,6 +4899,7 @@
     </w:p>
     <w:p>
       <w:pPr>
+        <w:ind w:left="360"/>
         <w:rPr>
           <w:lang w:val="en-CA"/>
         </w:rPr>
@@ -4886,6 +4913,7 @@
     </w:p>
     <w:p>
       <w:pPr>
+        <w:ind w:left="360"/>
         <w:rPr>
           <w:lang w:val="en-CA"/>
         </w:rPr>
@@ -4900,6 +4928,7 @@
     <w:p>
       <w:pPr>
         <w:keepNext/>
+        <w:ind w:left="360"/>
         <w:jc w:val="center"/>
       </w:pPr>
       <w:r>
@@ -4953,30 +4982,21 @@
     <w:p>
       <w:pPr>
         <w:pStyle w:val="Caption"/>
+        <w:ind w:left="360"/>
         <w:jc w:val="center"/>
       </w:pPr>
       <w:bookmarkStart w:id="26" w:name="_Toc224680592"/>
       <w:r>
         <w:t xml:space="preserve">Figure </w:t>
       </w:r>
-      <w:r>
-        <w:fldChar w:fldCharType="begin"/>
-      </w:r>
-      <w:r>
-        <w:instrText xml:space="preserve"> SEQ Figure \* ARABIC </w:instrText>
-      </w:r>
-      <w:r>
-        <w:fldChar w:fldCharType="separate"/>
-      </w:r>
-      <w:r>
-        <w:rPr>
-          <w:noProof/>
-        </w:rPr>
-        <w:t>6</w:t>
-      </w:r>
-      <w:r>
-        <w:fldChar w:fldCharType="end"/>
-      </w:r>
+      <w:fldSimple w:instr=" SEQ Figure \* ARABIC ">
+        <w:r>
+          <w:rPr>
+            <w:noProof/>
+          </w:rPr>
+          <w:t>6</w:t>
+        </w:r>
+      </w:fldSimple>
       <w:r>
         <w:t xml:space="preserve">: </w:t>
       </w:r>
@@ -4988,6 +5008,7 @@
     <w:p>
       <w:pPr>
         <w:keepNext/>
+        <w:ind w:left="360"/>
         <w:jc w:val="center"/>
       </w:pPr>
       <w:r>
@@ -5050,30 +5071,21 @@
     <w:p>
       <w:pPr>
         <w:pStyle w:val="Caption"/>
+        <w:ind w:left="360"/>
         <w:jc w:val="center"/>
       </w:pPr>
       <w:bookmarkStart w:id="27" w:name="_Toc224680593"/>
       <w:r>
         <w:t xml:space="preserve">Figure </w:t>
       </w:r>
-      <w:r>
-        <w:fldChar w:fldCharType="begin"/>
-      </w:r>
-      <w:r>
-        <w:instrText xml:space="preserve"> SEQ Figure \* ARABIC </w:instrText>
-      </w:r>
-      <w:r>
-        <w:fldChar w:fldCharType="separate"/>
-      </w:r>
-      <w:r>
-        <w:rPr>
-          <w:noProof/>
-        </w:rPr>
-        <w:t>7</w:t>
-      </w:r>
-      <w:r>
-        <w:fldChar w:fldCharType="end"/>
-      </w:r>
+      <w:fldSimple w:instr=" SEQ Figure \* ARABIC ">
+        <w:r>
+          <w:rPr>
+            <w:noProof/>
+          </w:rPr>
+          <w:t>7</w:t>
+        </w:r>
+      </w:fldSimple>
       <w:r>
         <w:t xml:space="preserve">: </w:t>
       </w:r>
@@ -5091,6 +5103,7 @@
     <w:p>
       <w:pPr>
         <w:keepNext/>
+        <w:ind w:left="360"/>
         <w:jc w:val="center"/>
       </w:pPr>
       <w:r>
@@ -5144,6 +5157,7 @@
     <w:p>
       <w:pPr>
         <w:pStyle w:val="Caption"/>
+        <w:ind w:left="360"/>
         <w:jc w:val="center"/>
         <w:rPr>
           <w:lang w:val="en-CA"/>
@@ -5153,24 +5167,14 @@
       <w:r>
         <w:t xml:space="preserve">Figure </w:t>
       </w:r>
-      <w:r>
-        <w:fldChar w:fldCharType="begin"/>
-      </w:r>
-      <w:r>
-        <w:instrText xml:space="preserve"> SEQ Figure \* ARABIC </w:instrText>
-      </w:r>
-      <w:r>
-        <w:fldChar w:fldCharType="separate"/>
-      </w:r>
-      <w:r>
-        <w:rPr>
-          <w:noProof/>
-        </w:rPr>
-        <w:t>8</w:t>
-      </w:r>
-      <w:r>
-        <w:fldChar w:fldCharType="end"/>
-      </w:r>
+      <w:fldSimple w:instr=" SEQ Figure \* ARABIC ">
+        <w:r>
+          <w:rPr>
+            <w:noProof/>
+          </w:rPr>
+          <w:t>8</w:t>
+        </w:r>
+      </w:fldSimple>
       <w:r>
         <w:t xml:space="preserve">: </w:t>
       </w:r>
@@ -5187,6 +5191,7 @@
     </w:p>
     <w:p>
       <w:pPr>
+        <w:ind w:left="360"/>
         <w:rPr>
           <w:lang w:val="en-CA"/>
         </w:rPr>
@@ -5195,6 +5200,7 @@
     <w:p>
       <w:pPr>
         <w:keepNext/>
+        <w:ind w:left="360"/>
         <w:jc w:val="center"/>
       </w:pPr>
       <w:r>
@@ -5202,9 +5208,8 @@
           <w:noProof/>
           <w:lang w:val="en-CA"/>
         </w:rPr>
-        <w:lastRenderedPageBreak/>
         <w:drawing>
-          <wp:inline distT="0" distB="0" distL="0" distR="0" wp14:anchorId="4028B23C" wp14:editId="4CF3FB38">
+          <wp:inline distT="0" distB="0" distL="0" distR="0" wp14:anchorId="4028B23C" wp14:editId="0CB40BB8">
             <wp:extent cx="3659896" cy="1390838"/>
             <wp:effectExtent l="0" t="0" r="0" b="0"/>
             <wp:docPr id="1201693582" name="Picture 9"/>
@@ -5249,30 +5254,21 @@
     <w:p>
       <w:pPr>
         <w:pStyle w:val="Caption"/>
+        <w:ind w:left="360"/>
         <w:jc w:val="center"/>
       </w:pPr>
       <w:bookmarkStart w:id="29" w:name="_Toc224680595"/>
       <w:r>
         <w:t xml:space="preserve">Figure </w:t>
       </w:r>
-      <w:r>
-        <w:fldChar w:fldCharType="begin"/>
-      </w:r>
-      <w:r>
-        <w:instrText xml:space="preserve"> SEQ Figure \* ARABIC </w:instrText>
-      </w:r>
-      <w:r>
-        <w:fldChar w:fldCharType="separate"/>
-      </w:r>
-      <w:r>
-        <w:rPr>
-          <w:noProof/>
-        </w:rPr>
-        <w:t>9</w:t>
-      </w:r>
-      <w:r>
-        <w:fldChar w:fldCharType="end"/>
-      </w:r>
+      <w:fldSimple w:instr=" SEQ Figure \* ARABIC ">
+        <w:r>
+          <w:rPr>
+            <w:noProof/>
+          </w:rPr>
+          <w:t>9</w:t>
+        </w:r>
+      </w:fldSimple>
       <w:r>
         <w:t xml:space="preserve">: </w:t>
       </w:r>
@@ -5284,6 +5280,7 @@
     <w:p>
       <w:pPr>
         <w:keepNext/>
+        <w:ind w:left="360"/>
         <w:jc w:val="center"/>
       </w:pPr>
       <w:r>
@@ -5292,7 +5289,7 @@
           <w:lang w:val="en-CA"/>
         </w:rPr>
         <w:drawing>
-          <wp:inline distT="0" distB="0" distL="0" distR="0" wp14:anchorId="46DF52A2" wp14:editId="1174E7F9">
+          <wp:inline distT="0" distB="0" distL="0" distR="0" wp14:anchorId="46DF52A2" wp14:editId="7A57931F">
             <wp:extent cx="3726240" cy="1395385"/>
             <wp:effectExtent l="0" t="0" r="7620" b="0"/>
             <wp:docPr id="1381125446" name="Picture 10"/>
@@ -5346,30 +5343,21 @@
     <w:p>
       <w:pPr>
         <w:pStyle w:val="Caption"/>
+        <w:ind w:left="360"/>
         <w:jc w:val="center"/>
       </w:pPr>
       <w:bookmarkStart w:id="30" w:name="_Toc224680596"/>
       <w:r>
         <w:t xml:space="preserve">Figure </w:t>
       </w:r>
-      <w:r>
-        <w:fldChar w:fldCharType="begin"/>
-      </w:r>
-      <w:r>
-        <w:instrText xml:space="preserve"> SEQ Figure \* ARABIC </w:instrText>
-      </w:r>
-      <w:r>
-        <w:fldChar w:fldCharType="separate"/>
-      </w:r>
-      <w:r>
-        <w:rPr>
-          <w:noProof/>
-        </w:rPr>
-        <w:t>10</w:t>
-      </w:r>
-      <w:r>
-        <w:fldChar w:fldCharType="end"/>
-      </w:r>
+      <w:fldSimple w:instr=" SEQ Figure \* ARABIC ">
+        <w:r>
+          <w:rPr>
+            <w:noProof/>
+          </w:rPr>
+          <w:t>10</w:t>
+        </w:r>
+      </w:fldSimple>
       <w:r>
         <w:t xml:space="preserve">: </w:t>
       </w:r>
@@ -5387,6 +5375,7 @@
     <w:p>
       <w:pPr>
         <w:keepNext/>
+        <w:ind w:left="360"/>
         <w:jc w:val="center"/>
       </w:pPr>
       <w:r>
@@ -5395,7 +5384,7 @@
           <w:lang w:val="en-CA"/>
         </w:rPr>
         <w:drawing>
-          <wp:inline distT="0" distB="0" distL="0" distR="0" wp14:anchorId="0B211EC4" wp14:editId="7D2F0F8F">
+          <wp:inline distT="0" distB="0" distL="0" distR="0" wp14:anchorId="0B211EC4" wp14:editId="51D88448">
             <wp:extent cx="3775208" cy="1373352"/>
             <wp:effectExtent l="0" t="0" r="0" b="0"/>
             <wp:docPr id="798620327" name="Picture 11"/>
@@ -5440,6 +5429,7 @@
     <w:p>
       <w:pPr>
         <w:pStyle w:val="Caption"/>
+        <w:ind w:left="360"/>
         <w:jc w:val="center"/>
         <w:rPr>
           <w:lang w:val="en-CA"/>
@@ -5449,24 +5439,14 @@
       <w:r>
         <w:t xml:space="preserve">Figure </w:t>
       </w:r>
-      <w:r>
-        <w:fldChar w:fldCharType="begin"/>
-      </w:r>
-      <w:r>
-        <w:instrText xml:space="preserve"> SEQ Figure \* ARABIC </w:instrText>
-      </w:r>
-      <w:r>
-        <w:fldChar w:fldCharType="separate"/>
-      </w:r>
-      <w:r>
-        <w:rPr>
-          <w:noProof/>
-        </w:rPr>
-        <w:t>11</w:t>
-      </w:r>
-      <w:r>
-        <w:fldChar w:fldCharType="end"/>
-      </w:r>
+      <w:fldSimple w:instr=" SEQ Figure \* ARABIC ">
+        <w:r>
+          <w:rPr>
+            <w:noProof/>
+          </w:rPr>
+          <w:t>11</w:t>
+        </w:r>
+      </w:fldSimple>
       <w:r>
         <w:t xml:space="preserve">: </w:t>
       </w:r>
@@ -5499,6 +5479,7 @@
     </w:p>
     <w:p>
       <w:pPr>
+        <w:ind w:left="360"/>
         <w:rPr>
           <w:lang w:val="en-CA"/>
         </w:rPr>
@@ -5512,6 +5493,7 @@
     </w:p>
     <w:p>
       <w:pPr>
+        <w:ind w:left="360"/>
         <w:rPr>
           <w:lang w:val="en-CA"/>
         </w:rPr>
@@ -5520,25 +5502,33 @@
         <w:rPr>
           <w:lang w:val="en-CA"/>
         </w:rPr>
-        <w:t>The results demonstrate that ε has a significant impact on learning performance. For small values of ε (e.g., ε = 0.05), the agent primarily exploits the learned policy, leading to faster convergence and more efficient paths toward the goal. This is reflected in lower average step ratios and more consistent policies.</w:t>
+        <w:t xml:space="preserve">The results demonstrate that ε has a significant impact on learning performance. For small values of ε (e.g., ε = 0.05), the agent primarily exploits the learned policy, leading to faster </w:t>
       </w:r>
-    </w:p>
-    <w:p>
-      <w:pPr>
-        <w:rPr>
-          <w:lang w:val="en-CA"/>
-        </w:rPr>
-      </w:pPr>
       <w:r>
         <w:rPr>
           <w:lang w:val="en-CA"/>
         </w:rPr>
         <w:lastRenderedPageBreak/>
+        <w:t>convergence and more efficient paths toward the goal. This is reflected in lower average step ratios and more consistent policies.</w:t>
+      </w:r>
+    </w:p>
+    <w:p>
+      <w:pPr>
+        <w:ind w:left="360"/>
+        <w:rPr>
+          <w:lang w:val="en-CA"/>
+        </w:rPr>
+      </w:pPr>
+      <w:r>
+        <w:rPr>
+          <w:lang w:val="en-CA"/>
+        </w:rPr>
         <w:t>In contrast, larger values of ε (e.g., ε = 0.2) increase the level of exploration, causing the agent to take more random actions. While this can help avoid local optima, it also leads to longer paths and higher average step ratios, indicating reduced efficiency.</w:t>
       </w:r>
     </w:p>
     <w:p>
       <w:pPr>
+        <w:ind w:left="360"/>
         <w:rPr>
           <w:lang w:val="en-CA"/>
         </w:rPr>
@@ -5552,6 +5542,7 @@
     </w:p>
     <w:p>
       <w:pPr>
+        <w:ind w:left="360"/>
         <w:rPr>
           <w:lang w:val="en-CA"/>
         </w:rPr>
@@ -5565,6 +5556,7 @@
     </w:p>
     <w:p>
       <w:pPr>
+        <w:ind w:left="360"/>
         <w:rPr>
           <w:lang w:val="en-CA"/>
         </w:rPr>
@@ -5579,6 +5571,7 @@
     <w:p>
       <w:pPr>
         <w:keepNext/>
+        <w:ind w:left="360"/>
         <w:jc w:val="center"/>
       </w:pPr>
       <w:r>
@@ -5632,30 +5625,21 @@
     <w:p>
       <w:pPr>
         <w:pStyle w:val="Caption"/>
+        <w:ind w:left="360"/>
         <w:jc w:val="center"/>
       </w:pPr>
       <w:bookmarkStart w:id="33" w:name="_Toc224680598"/>
       <w:r>
         <w:t xml:space="preserve">Figure </w:t>
       </w:r>
-      <w:r>
-        <w:fldChar w:fldCharType="begin"/>
-      </w:r>
-      <w:r>
-        <w:instrText xml:space="preserve"> SEQ Figure \* ARABIC </w:instrText>
-      </w:r>
-      <w:r>
-        <w:fldChar w:fldCharType="separate"/>
-      </w:r>
-      <w:r>
-        <w:rPr>
-          <w:noProof/>
-        </w:rPr>
-        <w:t>12</w:t>
-      </w:r>
-      <w:r>
-        <w:fldChar w:fldCharType="end"/>
-      </w:r>
+      <w:fldSimple w:instr=" SEQ Figure \* ARABIC ">
+        <w:r>
+          <w:rPr>
+            <w:noProof/>
+          </w:rPr>
+          <w:t>12</w:t>
+        </w:r>
+      </w:fldSimple>
       <w:r>
         <w:t xml:space="preserve">: </w:t>
       </w:r>
@@ -5667,6 +5651,7 @@
     <w:p>
       <w:pPr>
         <w:keepNext/>
+        <w:ind w:left="360"/>
         <w:jc w:val="center"/>
       </w:pPr>
       <w:r>
@@ -5675,7 +5660,7 @@
           <w:lang w:val="en-CA"/>
         </w:rPr>
         <w:drawing>
-          <wp:inline distT="0" distB="0" distL="0" distR="0" wp14:anchorId="7E391CCB" wp14:editId="753FB810">
+          <wp:inline distT="0" distB="0" distL="0" distR="0" wp14:anchorId="7E391CCB" wp14:editId="3E941438">
             <wp:extent cx="3361708" cy="1161317"/>
             <wp:effectExtent l="0" t="0" r="0" b="1270"/>
             <wp:docPr id="48566994" name="Picture 13"/>
@@ -5720,30 +5705,21 @@
     <w:p>
       <w:pPr>
         <w:pStyle w:val="Caption"/>
+        <w:ind w:left="360"/>
         <w:jc w:val="center"/>
       </w:pPr>
       <w:bookmarkStart w:id="34" w:name="_Toc224680599"/>
       <w:r>
         <w:t xml:space="preserve">Figure </w:t>
       </w:r>
-      <w:r>
-        <w:fldChar w:fldCharType="begin"/>
-      </w:r>
-      <w:r>
-        <w:instrText xml:space="preserve"> SEQ Figure \* ARABIC </w:instrText>
-      </w:r>
-      <w:r>
-        <w:fldChar w:fldCharType="separate"/>
-      </w:r>
-      <w:r>
-        <w:rPr>
-          <w:noProof/>
-        </w:rPr>
-        <w:t>13</w:t>
-      </w:r>
-      <w:r>
-        <w:fldChar w:fldCharType="end"/>
-      </w:r>
+      <w:fldSimple w:instr=" SEQ Figure \* ARABIC ">
+        <w:r>
+          <w:rPr>
+            <w:noProof/>
+          </w:rPr>
+          <w:t>13</w:t>
+        </w:r>
+      </w:fldSimple>
       <w:r>
         <w:t xml:space="preserve">: </w:t>
       </w:r>
@@ -5761,6 +5737,7 @@
     <w:p>
       <w:pPr>
         <w:keepNext/>
+        <w:ind w:left="360"/>
         <w:jc w:val="center"/>
       </w:pPr>
       <w:r>
@@ -5768,6 +5745,7 @@
           <w:noProof/>
           <w:lang w:val="en-CA"/>
         </w:rPr>
+        <w:lastRenderedPageBreak/>
         <w:drawing>
           <wp:inline distT="0" distB="0" distL="0" distR="0" wp14:anchorId="08EFDC32" wp14:editId="61FFB88D">
             <wp:extent cx="3287617" cy="1223108"/>
@@ -5814,6 +5792,7 @@
     <w:p>
       <w:pPr>
         <w:pStyle w:val="Caption"/>
+        <w:ind w:left="360"/>
         <w:jc w:val="center"/>
         <w:rPr>
           <w:lang w:val="en-CA"/>
@@ -5823,24 +5802,14 @@
       <w:r>
         <w:t xml:space="preserve">Figure </w:t>
       </w:r>
-      <w:r>
-        <w:fldChar w:fldCharType="begin"/>
-      </w:r>
-      <w:r>
-        <w:instrText xml:space="preserve"> SEQ Figure \* ARABIC </w:instrText>
-      </w:r>
-      <w:r>
-        <w:fldChar w:fldCharType="separate"/>
-      </w:r>
-      <w:r>
-        <w:rPr>
-          <w:noProof/>
-        </w:rPr>
-        <w:t>14</w:t>
-      </w:r>
-      <w:r>
-        <w:fldChar w:fldCharType="end"/>
-      </w:r>
+      <w:fldSimple w:instr=" SEQ Figure \* ARABIC ">
+        <w:r>
+          <w:rPr>
+            <w:noProof/>
+          </w:rPr>
+          <w:t>14</w:t>
+        </w:r>
+      </w:fldSimple>
       <w:r>
         <w:t xml:space="preserve">: </w:t>
       </w:r>
@@ -5858,6 +5827,7 @@
     <w:p>
       <w:pPr>
         <w:keepNext/>
+        <w:ind w:left="360"/>
         <w:jc w:val="center"/>
       </w:pPr>
       <w:r>
@@ -5867,7 +5837,6 @@
           <w:noProof/>
           <w:lang w:val="en-CA"/>
         </w:rPr>
-        <w:lastRenderedPageBreak/>
         <w:drawing>
           <wp:inline distT="0" distB="0" distL="0" distR="0" wp14:anchorId="7ED72316" wp14:editId="5BE5EE42">
             <wp:extent cx="3244740" cy="1266442"/>
@@ -5914,30 +5883,21 @@
     <w:p>
       <w:pPr>
         <w:pStyle w:val="Caption"/>
+        <w:ind w:left="360"/>
         <w:jc w:val="center"/>
       </w:pPr>
       <w:bookmarkStart w:id="36" w:name="_Toc224680601"/>
       <w:r>
         <w:t xml:space="preserve">Figure </w:t>
       </w:r>
-      <w:r>
-        <w:fldChar w:fldCharType="begin"/>
-      </w:r>
-      <w:r>
-        <w:instrText xml:space="preserve"> SEQ Figure \* ARABIC </w:instrText>
-      </w:r>
-      <w:r>
-        <w:fldChar w:fldCharType="separate"/>
-      </w:r>
-      <w:r>
-        <w:rPr>
-          <w:noProof/>
-        </w:rPr>
-        <w:t>15</w:t>
-      </w:r>
-      <w:r>
-        <w:fldChar w:fldCharType="end"/>
-      </w:r>
+      <w:fldSimple w:instr=" SEQ Figure \* ARABIC ">
+        <w:r>
+          <w:rPr>
+            <w:noProof/>
+          </w:rPr>
+          <w:t>15</w:t>
+        </w:r>
+      </w:fldSimple>
       <w:r>
         <w:t xml:space="preserve">: </w:t>
       </w:r>
@@ -5949,6 +5909,7 @@
     <w:p>
       <w:pPr>
         <w:keepNext/>
+        <w:ind w:left="360"/>
         <w:jc w:val="center"/>
       </w:pPr>
       <w:r>
@@ -6001,30 +5962,21 @@
     <w:p>
       <w:pPr>
         <w:pStyle w:val="Caption"/>
+        <w:ind w:left="360"/>
         <w:jc w:val="center"/>
       </w:pPr>
       <w:bookmarkStart w:id="37" w:name="_Toc224680602"/>
       <w:r>
         <w:t xml:space="preserve">Figure </w:t>
       </w:r>
-      <w:r>
-        <w:fldChar w:fldCharType="begin"/>
-      </w:r>
-      <w:r>
-        <w:instrText xml:space="preserve"> SEQ Figure \* ARABIC </w:instrText>
-      </w:r>
-      <w:r>
-        <w:fldChar w:fldCharType="separate"/>
-      </w:r>
-      <w:r>
-        <w:rPr>
-          <w:noProof/>
-        </w:rPr>
-        <w:t>16</w:t>
-      </w:r>
-      <w:r>
-        <w:fldChar w:fldCharType="end"/>
-      </w:r>
+      <w:fldSimple w:instr=" SEQ Figure \* ARABIC ">
+        <w:r>
+          <w:rPr>
+            <w:noProof/>
+          </w:rPr>
+          <w:t>16</w:t>
+        </w:r>
+      </w:fldSimple>
       <w:r>
         <w:t xml:space="preserve">: </w:t>
       </w:r>
@@ -6042,6 +5994,7 @@
     <w:p>
       <w:pPr>
         <w:keepNext/>
+        <w:ind w:left="360"/>
         <w:jc w:val="center"/>
       </w:pPr>
       <w:r>
@@ -6094,30 +6047,21 @@
     <w:p>
       <w:pPr>
         <w:pStyle w:val="Caption"/>
+        <w:ind w:left="360"/>
         <w:jc w:val="center"/>
       </w:pPr>
       <w:bookmarkStart w:id="38" w:name="_Toc224680603"/>
       <w:r>
         <w:t xml:space="preserve">Figure </w:t>
       </w:r>
-      <w:r>
-        <w:fldChar w:fldCharType="begin"/>
-      </w:r>
-      <w:r>
-        <w:instrText xml:space="preserve"> SEQ Figure \* ARABIC </w:instrText>
-      </w:r>
-      <w:r>
-        <w:fldChar w:fldCharType="separate"/>
-      </w:r>
-      <w:r>
-        <w:rPr>
-          <w:noProof/>
-        </w:rPr>
-        <w:t>17</w:t>
-      </w:r>
-      <w:r>
-        <w:fldChar w:fldCharType="end"/>
-      </w:r>
+      <w:fldSimple w:instr=" SEQ Figure \* ARABIC ">
+        <w:r>
+          <w:rPr>
+            <w:noProof/>
+          </w:rPr>
+          <w:t>17</w:t>
+        </w:r>
+      </w:fldSimple>
       <w:r>
         <w:t xml:space="preserve">: </w:t>
       </w:r>
@@ -6135,6 +6079,7 @@
     <w:p>
       <w:pPr>
         <w:keepNext/>
+        <w:ind w:left="360"/>
         <w:jc w:val="center"/>
       </w:pPr>
       <w:r>
@@ -6142,6 +6087,7 @@
           <w:noProof/>
           <w:lang w:val="en-CA"/>
         </w:rPr>
+        <w:lastRenderedPageBreak/>
         <w:drawing>
           <wp:inline distT="0" distB="0" distL="0" distR="0" wp14:anchorId="420BE790" wp14:editId="370321FD">
             <wp:extent cx="3425697" cy="1311069"/>
@@ -6188,30 +6134,21 @@
     <w:p>
       <w:pPr>
         <w:pStyle w:val="Caption"/>
+        <w:ind w:left="360"/>
         <w:jc w:val="center"/>
       </w:pPr>
       <w:bookmarkStart w:id="39" w:name="_Toc224680604"/>
       <w:r>
         <w:t xml:space="preserve">Figure </w:t>
       </w:r>
-      <w:r>
-        <w:fldChar w:fldCharType="begin"/>
-      </w:r>
-      <w:r>
-        <w:instrText xml:space="preserve"> SEQ Figure \* ARABIC </w:instrText>
-      </w:r>
-      <w:r>
-        <w:fldChar w:fldCharType="separate"/>
-      </w:r>
-      <w:r>
-        <w:rPr>
-          <w:noProof/>
-        </w:rPr>
-        <w:t>18</w:t>
-      </w:r>
-      <w:r>
-        <w:fldChar w:fldCharType="end"/>
-      </w:r>
+      <w:fldSimple w:instr=" SEQ Figure \* ARABIC ">
+        <w:r>
+          <w:rPr>
+            <w:noProof/>
+          </w:rPr>
+          <w:t>18</w:t>
+        </w:r>
+      </w:fldSimple>
       <w:r>
         <w:t xml:space="preserve">: </w:t>
       </w:r>
@@ -6229,6 +6166,7 @@
     <w:p>
       <w:pPr>
         <w:keepNext/>
+        <w:ind w:left="360"/>
         <w:jc w:val="center"/>
       </w:pPr>
       <w:r>
@@ -6236,9 +6174,8 @@
           <w:noProof/>
           <w:lang w:val="en-CA"/>
         </w:rPr>
-        <w:lastRenderedPageBreak/>
         <w:drawing>
-          <wp:inline distT="0" distB="0" distL="0" distR="0" wp14:anchorId="0A75DBC8" wp14:editId="44DA7169">
+          <wp:inline distT="0" distB="0" distL="0" distR="0" wp14:anchorId="0A75DBC8" wp14:editId="51838BB9">
             <wp:extent cx="3191089" cy="1226113"/>
             <wp:effectExtent l="0" t="0" r="0" b="0"/>
             <wp:docPr id="1069833606" name="Picture 19"/>
@@ -6283,30 +6220,21 @@
     <w:p>
       <w:pPr>
         <w:pStyle w:val="Caption"/>
+        <w:ind w:left="360"/>
         <w:jc w:val="center"/>
       </w:pPr>
       <w:bookmarkStart w:id="40" w:name="_Toc224680605"/>
       <w:r>
         <w:t xml:space="preserve">Figure </w:t>
       </w:r>
-      <w:r>
-        <w:fldChar w:fldCharType="begin"/>
-      </w:r>
-      <w:r>
-        <w:instrText xml:space="preserve"> SEQ Figure \* ARABIC </w:instrText>
-      </w:r>
-      <w:r>
-        <w:fldChar w:fldCharType="separate"/>
-      </w:r>
-      <w:r>
-        <w:rPr>
-          <w:noProof/>
-        </w:rPr>
-        <w:t>19</w:t>
-      </w:r>
-      <w:r>
-        <w:fldChar w:fldCharType="end"/>
-      </w:r>
+      <w:fldSimple w:instr=" SEQ Figure \* ARABIC ">
+        <w:r>
+          <w:rPr>
+            <w:noProof/>
+          </w:rPr>
+          <w:t>19</w:t>
+        </w:r>
+      </w:fldSimple>
       <w:r>
         <w:t xml:space="preserve">: </w:t>
       </w:r>
@@ -6318,6 +6246,7 @@
     <w:p>
       <w:pPr>
         <w:keepNext/>
+        <w:ind w:left="360"/>
         <w:jc w:val="center"/>
       </w:pPr>
       <w:r>
@@ -6326,7 +6255,7 @@
           <w:lang w:val="en-CA"/>
         </w:rPr>
         <w:drawing>
-          <wp:inline distT="0" distB="0" distL="0" distR="0" wp14:anchorId="754840DB" wp14:editId="746AEB86">
+          <wp:inline distT="0" distB="0" distL="0" distR="0" wp14:anchorId="754840DB" wp14:editId="2966381D">
             <wp:extent cx="3045761" cy="1196404"/>
             <wp:effectExtent l="0" t="0" r="2540" b="3810"/>
             <wp:docPr id="2001745957" name="Picture 20"/>
@@ -6371,6 +6300,7 @@
     <w:p>
       <w:pPr>
         <w:pStyle w:val="Caption"/>
+        <w:ind w:left="360"/>
         <w:jc w:val="center"/>
         <w:rPr>
           <w:lang w:val="en-CA"/>
@@ -6380,24 +6310,14 @@
       <w:r>
         <w:t xml:space="preserve">Figure </w:t>
       </w:r>
-      <w:r>
-        <w:fldChar w:fldCharType="begin"/>
-      </w:r>
-      <w:r>
-        <w:instrText xml:space="preserve"> SEQ Figure \* ARABIC </w:instrText>
-      </w:r>
-      <w:r>
-        <w:fldChar w:fldCharType="separate"/>
-      </w:r>
-      <w:r>
-        <w:rPr>
-          <w:noProof/>
-        </w:rPr>
-        <w:t>20</w:t>
-      </w:r>
-      <w:r>
-        <w:fldChar w:fldCharType="end"/>
-      </w:r>
+      <w:fldSimple w:instr=" SEQ Figure \* ARABIC ">
+        <w:r>
+          <w:rPr>
+            <w:noProof/>
+          </w:rPr>
+          <w:t>20</w:t>
+        </w:r>
+      </w:fldSimple>
       <w:r>
         <w:t xml:space="preserve">: </w:t>
       </w:r>
@@ -6430,6 +6350,7 @@
     </w:p>
     <w:p>
       <w:pPr>
+        <w:ind w:left="360"/>
         <w:rPr>
           <w:lang w:val="en-CA"/>
         </w:rPr>
@@ -6443,6 +6364,7 @@
     </w:p>
     <w:p>
       <w:pPr>
+        <w:ind w:left="360"/>
         <w:rPr>
           <w:lang w:val="en-CA"/>
         </w:rPr>
@@ -6456,6 +6378,7 @@
     </w:p>
     <w:p>
       <w:pPr>
+        <w:ind w:left="360"/>
         <w:rPr>
           <w:lang w:val="en-CA"/>
         </w:rPr>
@@ -6469,6 +6392,7 @@
     </w:p>
     <w:p>
       <w:pPr>
+        <w:ind w:left="360"/>
         <w:rPr>
           <w:lang w:val="en-CA"/>
         </w:rPr>
@@ -6477,11 +6401,13 @@
         <w:rPr>
           <w:lang w:val="en-CA"/>
         </w:rPr>
+        <w:lastRenderedPageBreak/>
         <w:t>Q-learning benefits particularly well from ε decay due to its off-policy nature, allowing it to learn optimal actions even while exploration is ongoing. SARSA also shows improved performance, although it remains slightly more conservative due to incorporating exploration directly into its updates.</w:t>
       </w:r>
     </w:p>
     <w:p>
       <w:pPr>
+        <w:ind w:left="360"/>
         <w:rPr>
           <w:lang w:val="en-CA"/>
         </w:rPr>
@@ -6495,6 +6421,7 @@
     </w:p>
     <w:p>
       <w:pPr>
+        <w:ind w:left="360"/>
         <w:rPr>
           <w:lang w:val="en-CA"/>
         </w:rPr>
@@ -6503,12 +6430,12 @@
         <w:rPr>
           <w:lang w:val="en-CA"/>
         </w:rPr>
-        <w:lastRenderedPageBreak/>
         <w:t>Monte Carlo also benefits from ε decay, although the improvement is less pronounced compared to temporal-difference methods. Since Monte Carlo updates are based on complete episode returns rather than incremental updates, the effect of gradually reducing exploration is less significant.</w:t>
       </w:r>
     </w:p>
     <w:p>
       <w:pPr>
+        <w:ind w:left="360"/>
         <w:rPr>
           <w:lang w:val="en-CA"/>
         </w:rPr>
@@ -6517,6 +6444,7 @@
     <w:p>
       <w:pPr>
         <w:keepNext/>
+        <w:ind w:left="360"/>
         <w:jc w:val="center"/>
       </w:pPr>
       <w:r>
@@ -6571,30 +6499,21 @@
     <w:p>
       <w:pPr>
         <w:pStyle w:val="Caption"/>
+        <w:ind w:left="360"/>
         <w:jc w:val="center"/>
       </w:pPr>
       <w:bookmarkStart w:id="43" w:name="_Toc224680607"/>
       <w:r>
         <w:t xml:space="preserve">Figure </w:t>
       </w:r>
-      <w:r>
-        <w:fldChar w:fldCharType="begin"/>
-      </w:r>
-      <w:r>
-        <w:instrText xml:space="preserve"> SEQ Figure \* ARABIC </w:instrText>
-      </w:r>
-      <w:r>
-        <w:fldChar w:fldCharType="separate"/>
-      </w:r>
-      <w:r>
-        <w:rPr>
-          <w:noProof/>
-        </w:rPr>
-        <w:t>21</w:t>
-      </w:r>
-      <w:r>
-        <w:fldChar w:fldCharType="end"/>
-      </w:r>
+      <w:fldSimple w:instr=" SEQ Figure \* ARABIC ">
+        <w:r>
+          <w:rPr>
+            <w:noProof/>
+          </w:rPr>
+          <w:t>21</w:t>
+        </w:r>
+      </w:fldSimple>
       <w:r>
         <w:t xml:space="preserve">: </w:t>
       </w:r>
@@ -6606,6 +6525,7 @@
     <w:p>
       <w:pPr>
         <w:keepNext/>
+        <w:ind w:left="360"/>
         <w:jc w:val="center"/>
       </w:pPr>
       <w:r>
@@ -6658,30 +6578,21 @@
     <w:p>
       <w:pPr>
         <w:pStyle w:val="Caption"/>
+        <w:ind w:left="360"/>
         <w:jc w:val="center"/>
       </w:pPr>
       <w:bookmarkStart w:id="44" w:name="_Toc224680608"/>
       <w:r>
         <w:t xml:space="preserve">Figure </w:t>
       </w:r>
-      <w:r>
-        <w:fldChar w:fldCharType="begin"/>
-      </w:r>
-      <w:r>
-        <w:instrText xml:space="preserve"> SEQ Figure \* ARABIC </w:instrText>
-      </w:r>
-      <w:r>
-        <w:fldChar w:fldCharType="separate"/>
-      </w:r>
-      <w:r>
-        <w:rPr>
-          <w:noProof/>
-        </w:rPr>
-        <w:t>22</w:t>
-      </w:r>
-      <w:r>
-        <w:fldChar w:fldCharType="end"/>
-      </w:r>
+      <w:fldSimple w:instr=" SEQ Figure \* ARABIC ">
+        <w:r>
+          <w:rPr>
+            <w:noProof/>
+          </w:rPr>
+          <w:t>22</w:t>
+        </w:r>
+      </w:fldSimple>
       <w:r>
         <w:t xml:space="preserve">: </w:t>
       </w:r>
@@ -6693,12 +6604,14 @@
     <w:p>
       <w:pPr>
         <w:keepNext/>
+        <w:ind w:left="360"/>
         <w:jc w:val="center"/>
       </w:pPr>
       <w:r>
         <w:rPr>
           <w:noProof/>
         </w:rPr>
+        <w:lastRenderedPageBreak/>
         <w:drawing>
           <wp:inline distT="0" distB="0" distL="0" distR="0" wp14:anchorId="0F16DE28" wp14:editId="5C80295D">
             <wp:extent cx="4164094" cy="1428902"/>
@@ -6745,40 +6658,26 @@
     <w:p>
       <w:pPr>
         <w:pStyle w:val="Caption"/>
+        <w:ind w:left="360"/>
         <w:jc w:val="center"/>
       </w:pPr>
       <w:bookmarkStart w:id="45" w:name="_Toc224680609"/>
       <w:r>
         <w:t xml:space="preserve">Figure </w:t>
       </w:r>
-      <w:r>
-        <w:fldChar w:fldCharType="begin"/>
-      </w:r>
-      <w:r>
-        <w:instrText xml:space="preserve"> SEQ Figure \* ARABIC </w:instrText>
-      </w:r>
-      <w:r>
-        <w:fldChar w:fldCharType="separate"/>
-      </w:r>
-      <w:r>
-        <w:rPr>
-          <w:noProof/>
-        </w:rPr>
-        <w:t>23</w:t>
-      </w:r>
-      <w:r>
-        <w:fldChar w:fldCharType="end"/>
-      </w:r>
-      <w:proofErr w:type="gramStart"/>
+      <w:fldSimple w:instr=" SEQ Figure \* ARABIC ">
+        <w:r>
+          <w:rPr>
+            <w:noProof/>
+          </w:rPr>
+          <w:t>23</w:t>
+        </w:r>
+      </w:fldSimple>
       <w:r>
         <w:t xml:space="preserve">: </w:t>
       </w:r>
       <w:r>
-        <w:t>:</w:t>
-      </w:r>
-      <w:proofErr w:type="gramEnd"/>
-      <w:r>
-        <w:t xml:space="preserve"> </w:t>
+        <w:t xml:space="preserve">: </w:t>
       </w:r>
       <w:r>
         <w:t>Monte Carlo</w:t>
@@ -6788,9 +6687,14 @@
       </w:r>
       <w:bookmarkEnd w:id="45"/>
     </w:p>
-    <w:p/>
     <w:p>
       <w:pPr>
+        <w:ind w:left="360"/>
+      </w:pPr>
+    </w:p>
+    <w:p>
+      <w:pPr>
+        <w:ind w:left="360"/>
         <w:rPr>
           <w:lang w:val="en-CA"/>
         </w:rPr>
@@ -6808,13 +6712,13 @@
         <w:rPr>
           <w:lang w:val="en-CA"/>
         </w:rPr>
-        <w:lastRenderedPageBreak/>
         <w:t>Deterministic Environment (p₁ = 1.0, p₂ = 0)</w:t>
       </w:r>
       <w:bookmarkEnd w:id="46"/>
     </w:p>
     <w:p>
       <w:pPr>
+        <w:ind w:left="360"/>
         <w:rPr>
           <w:lang w:val="en-CA"/>
         </w:rPr>
@@ -6914,6 +6818,7 @@
     </w:p>
     <w:p>
       <w:pPr>
+        <w:ind w:left="360"/>
         <w:rPr>
           <w:lang w:val="en-CA"/>
         </w:rPr>
@@ -6939,6 +6844,7 @@
     </w:p>
     <w:p>
       <w:pPr>
+        <w:ind w:left="360"/>
         <w:rPr>
           <w:lang w:val="en-CA"/>
         </w:rPr>
@@ -6952,6 +6858,7 @@
     </w:p>
     <w:p>
       <w:pPr>
+        <w:ind w:left="360"/>
         <w:rPr>
           <w:lang w:val="en-CA"/>
         </w:rPr>
@@ -6965,6 +6872,7 @@
     </w:p>
     <w:p>
       <w:pPr>
+        <w:ind w:left="360"/>
         <w:rPr>
           <w:lang w:val="en-CA"/>
         </w:rPr>
@@ -6978,6 +6886,7 @@
     </w:p>
     <w:p>
       <w:pPr>
+        <w:ind w:left="360"/>
         <w:rPr>
           <w:lang w:val="en-CA"/>
         </w:rPr>
@@ -6986,24 +6895,13 @@
         <w:rPr>
           <w:lang w:val="en-CA"/>
         </w:rPr>
-        <w:t xml:space="preserve">Monte Carlo also benefits from the deterministic environment, as the absence of randomness leads to more consistent episode returns and improved policy stability. However, </w:t>
-      </w:r>
-      <w:r>
-        <w:rPr>
-          <w:lang w:val="en-CA"/>
-        </w:rPr>
-        <w:t>like</w:t>
-      </w:r>
-      <w:r>
-        <w:rPr>
-          <w:lang w:val="en-CA"/>
-        </w:rPr>
-        <w:t xml:space="preserve"> previous observations, its performance remains slightly less efficient compared to temporal-difference methods due to higher variance in updates.</w:t>
+        <w:t>Monte Carlo also benefits from the deterministic environment, as the absence of randomness leads to more consistent episode returns and improved policy stability. However, like previous observations, its performance remains slightly less efficient compared to temporal-difference methods due to higher variance in updates.</w:t>
       </w:r>
     </w:p>
     <w:p>
       <w:pPr>
         <w:keepNext/>
+        <w:ind w:left="360"/>
         <w:jc w:val="center"/>
       </w:pPr>
       <w:r>
@@ -7011,6 +6909,7 @@
           <w:noProof/>
           <w:lang w:val="en-CA"/>
         </w:rPr>
+        <w:lastRenderedPageBreak/>
         <w:drawing>
           <wp:inline distT="0" distB="0" distL="0" distR="0" wp14:anchorId="268663FC" wp14:editId="4513CD7B">
             <wp:extent cx="4713646" cy="1670234"/>
@@ -7057,30 +6956,21 @@
     <w:p>
       <w:pPr>
         <w:pStyle w:val="Caption"/>
+        <w:ind w:left="360"/>
         <w:jc w:val="center"/>
       </w:pPr>
       <w:bookmarkStart w:id="47" w:name="_Toc224680610"/>
       <w:r>
         <w:t xml:space="preserve">Figure </w:t>
       </w:r>
-      <w:r>
-        <w:fldChar w:fldCharType="begin"/>
-      </w:r>
-      <w:r>
-        <w:instrText xml:space="preserve"> SEQ Figure \* ARABIC </w:instrText>
-      </w:r>
-      <w:r>
-        <w:fldChar w:fldCharType="separate"/>
-      </w:r>
-      <w:r>
-        <w:rPr>
-          <w:noProof/>
-        </w:rPr>
-        <w:t>24</w:t>
-      </w:r>
-      <w:r>
-        <w:fldChar w:fldCharType="end"/>
-      </w:r>
+      <w:fldSimple w:instr=" SEQ Figure \* ARABIC ">
+        <w:r>
+          <w:rPr>
+            <w:noProof/>
+          </w:rPr>
+          <w:t>24</w:t>
+        </w:r>
+      </w:fldSimple>
       <w:r>
         <w:t xml:space="preserve">: </w:t>
       </w:r>
@@ -7092,6 +6982,7 @@
     <w:p>
       <w:pPr>
         <w:keepNext/>
+        <w:ind w:left="360"/>
         <w:jc w:val="center"/>
       </w:pPr>
       <w:r>
@@ -7099,7 +6990,6 @@
           <w:noProof/>
           <w:lang w:val="en-CA"/>
         </w:rPr>
-        <w:lastRenderedPageBreak/>
         <w:drawing>
           <wp:inline distT="0" distB="0" distL="0" distR="0" wp14:anchorId="7723C7B5" wp14:editId="700EB066">
             <wp:extent cx="4577845" cy="1723089"/>
@@ -7146,30 +7036,21 @@
     <w:p>
       <w:pPr>
         <w:pStyle w:val="Caption"/>
+        <w:ind w:left="360"/>
         <w:jc w:val="center"/>
       </w:pPr>
       <w:bookmarkStart w:id="48" w:name="_Toc224680611"/>
       <w:r>
         <w:t xml:space="preserve">Figure </w:t>
       </w:r>
-      <w:r>
-        <w:fldChar w:fldCharType="begin"/>
-      </w:r>
-      <w:r>
-        <w:instrText xml:space="preserve"> SEQ Figure \* ARABIC </w:instrText>
-      </w:r>
-      <w:r>
-        <w:fldChar w:fldCharType="separate"/>
-      </w:r>
-      <w:r>
-        <w:rPr>
-          <w:noProof/>
-        </w:rPr>
-        <w:t>25</w:t>
-      </w:r>
-      <w:r>
-        <w:fldChar w:fldCharType="end"/>
-      </w:r>
+      <w:fldSimple w:instr=" SEQ Figure \* ARABIC ">
+        <w:r>
+          <w:rPr>
+            <w:noProof/>
+          </w:rPr>
+          <w:t>25</w:t>
+        </w:r>
+      </w:fldSimple>
       <w:r>
         <w:t xml:space="preserve">: </w:t>
       </w:r>
@@ -7181,6 +7062,7 @@
     <w:p>
       <w:pPr>
         <w:keepNext/>
+        <w:ind w:left="360"/>
         <w:jc w:val="center"/>
       </w:pPr>
       <w:r>
@@ -7233,30 +7115,21 @@
     <w:p>
       <w:pPr>
         <w:pStyle w:val="Caption"/>
+        <w:ind w:left="360"/>
         <w:jc w:val="center"/>
       </w:pPr>
       <w:bookmarkStart w:id="49" w:name="_Toc224680612"/>
       <w:r>
         <w:t xml:space="preserve">Figure </w:t>
       </w:r>
-      <w:r>
-        <w:fldChar w:fldCharType="begin"/>
-      </w:r>
-      <w:r>
-        <w:instrText xml:space="preserve"> SEQ Figure \* ARABIC </w:instrText>
-      </w:r>
-      <w:r>
-        <w:fldChar w:fldCharType="separate"/>
-      </w:r>
-      <w:r>
-        <w:rPr>
-          <w:noProof/>
-        </w:rPr>
-        <w:t>26</w:t>
-      </w:r>
-      <w:r>
-        <w:fldChar w:fldCharType="end"/>
-      </w:r>
+      <w:fldSimple w:instr=" SEQ Figure \* ARABIC ">
+        <w:r>
+          <w:rPr>
+            <w:noProof/>
+          </w:rPr>
+          <w:t>26</w:t>
+        </w:r>
+      </w:fldSimple>
       <w:r>
         <w:t xml:space="preserve">: </w:t>
       </w:r>
@@ -7292,6 +7165,7 @@
     </w:p>
     <w:p>
       <w:pPr>
+        <w:ind w:left="360"/>
         <w:rPr>
           <w:lang w:val="en-CA"/>
         </w:rPr>
@@ -7305,6 +7179,7 @@
     </w:p>
     <w:p>
       <w:pPr>
+        <w:ind w:left="360"/>
         <w:rPr>
           <w:lang w:val="en-CA"/>
         </w:rPr>
@@ -7318,6 +7193,7 @@
     </w:p>
     <w:p>
       <w:pPr>
+        <w:ind w:left="360"/>
         <w:rPr>
           <w:lang w:val="en-CA"/>
         </w:rPr>
@@ -7326,11 +7202,13 @@
         <w:rPr>
           <w:lang w:val="en-CA"/>
         </w:rPr>
+        <w:lastRenderedPageBreak/>
         <w:t>For Q-learning, weighted initialization resulted in performance comparable to or slightly worse than the standard initialization. This suggests that while initialization can affect early learning behavior, its impact diminishes over time as the agent updates its Q-values based on actual experience.</w:t>
       </w:r>
     </w:p>
     <w:p>
       <w:pPr>
+        <w:ind w:left="360"/>
         <w:rPr>
           <w:lang w:val="en-CA"/>
         </w:rPr>
@@ -7356,6 +7234,7 @@
     </w:p>
     <w:p>
       <w:pPr>
+        <w:ind w:left="360"/>
         <w:rPr>
           <w:lang w:val="en-CA"/>
         </w:rPr>
@@ -7364,6 +7243,7 @@
     <w:p>
       <w:pPr>
         <w:keepNext/>
+        <w:ind w:left="360"/>
         <w:jc w:val="center"/>
       </w:pPr>
       <w:r>
@@ -7373,7 +7253,6 @@
           <w:noProof/>
           <w:lang w:val="en-CA"/>
         </w:rPr>
-        <w:lastRenderedPageBreak/>
         <w:drawing>
           <wp:inline distT="0" distB="0" distL="0" distR="0" wp14:anchorId="4796A6F4" wp14:editId="1C6B186A">
             <wp:extent cx="4940554" cy="1886047"/>
@@ -7420,30 +7299,21 @@
     <w:p>
       <w:pPr>
         <w:pStyle w:val="Caption"/>
+        <w:ind w:left="360"/>
         <w:jc w:val="center"/>
       </w:pPr>
       <w:bookmarkStart w:id="51" w:name="_Toc224680613"/>
       <w:r>
         <w:t xml:space="preserve">Figure </w:t>
       </w:r>
-      <w:r>
-        <w:fldChar w:fldCharType="begin"/>
-      </w:r>
-      <w:r>
-        <w:instrText xml:space="preserve"> SEQ Figure \* ARABIC </w:instrText>
-      </w:r>
-      <w:r>
-        <w:fldChar w:fldCharType="separate"/>
-      </w:r>
-      <w:r>
-        <w:rPr>
-          <w:noProof/>
-        </w:rPr>
-        <w:t>27</w:t>
-      </w:r>
-      <w:r>
-        <w:fldChar w:fldCharType="end"/>
-      </w:r>
+      <w:fldSimple w:instr=" SEQ Figure \* ARABIC ">
+        <w:r>
+          <w:rPr>
+            <w:noProof/>
+          </w:rPr>
+          <w:t>27</w:t>
+        </w:r>
+      </w:fldSimple>
       <w:r>
         <w:t xml:space="preserve">: </w:t>
       </w:r>
@@ -7455,6 +7325,7 @@
     <w:p>
       <w:pPr>
         <w:keepNext/>
+        <w:ind w:left="360"/>
         <w:jc w:val="center"/>
       </w:pPr>
       <w:r>
@@ -7507,30 +7378,21 @@
     <w:p>
       <w:pPr>
         <w:pStyle w:val="Caption"/>
+        <w:ind w:left="360"/>
         <w:jc w:val="center"/>
       </w:pPr>
       <w:bookmarkStart w:id="52" w:name="_Toc224680614"/>
       <w:r>
         <w:t xml:space="preserve">Figure </w:t>
       </w:r>
-      <w:r>
-        <w:fldChar w:fldCharType="begin"/>
-      </w:r>
-      <w:r>
-        <w:instrText xml:space="preserve"> SEQ Figure \* ARABIC </w:instrText>
-      </w:r>
-      <w:r>
-        <w:fldChar w:fldCharType="separate"/>
-      </w:r>
-      <w:r>
-        <w:rPr>
-          <w:noProof/>
-        </w:rPr>
-        <w:t>28</w:t>
-      </w:r>
-      <w:r>
-        <w:fldChar w:fldCharType="end"/>
-      </w:r>
+      <w:fldSimple w:instr=" SEQ Figure \* ARABIC ">
+        <w:r>
+          <w:rPr>
+            <w:noProof/>
+          </w:rPr>
+          <w:t>28</w:t>
+        </w:r>
+      </w:fldSimple>
       <w:r>
         <w:t>: SARSA</w:t>
       </w:r>
@@ -7557,6 +7419,7 @@
     </w:p>
     <w:p>
       <w:pPr>
+        <w:ind w:left="360"/>
         <w:rPr>
           <w:lang w:val="en-CA"/>
         </w:rPr>
@@ -7582,6 +7445,7 @@
     </w:p>
     <w:p>
       <w:pPr>
+        <w:ind w:left="360"/>
         <w:rPr>
           <w:lang w:val="en-CA"/>
         </w:rPr>
@@ -7590,11 +7454,13 @@
         <w:rPr>
           <w:lang w:val="en-CA"/>
         </w:rPr>
+        <w:lastRenderedPageBreak/>
         <w:t>Q-learning generally achieved more efficient policies due to its off-policy nature, while SARSA exhibited more stable and conservative behavior. The experiments showed that the learning rate (α) and exploration parameter (ε) significantly affect performance, particularly in stochastic environments.</w:t>
       </w:r>
     </w:p>
     <w:p>
       <w:pPr>
+        <w:ind w:left="360"/>
         <w:rPr>
           <w:lang w:val="en-CA"/>
         </w:rPr>
@@ -7608,6 +7474,7 @@
     </w:p>
     <w:p>
       <w:pPr>
+        <w:ind w:left="360"/>
         <w:rPr>
           <w:lang w:val="en-CA"/>
         </w:rPr>
@@ -7616,14 +7483,13 @@
         <w:rPr>
           <w:lang w:val="en-CA"/>
         </w:rPr>
-        <w:lastRenderedPageBreak/>
         <w:t>Overall, the study emphasizes the importance of parameter tuning and exploration strategies in achieving optimal performance in reinforcement learning tasks.</w:t>
       </w:r>
     </w:p>
     <w:p>
       <w:pPr>
         <w:spacing w:before="20" w:line="1" w:lineRule="atLeast"/>
-        <w:ind w:leftChars="100" w:left="101" w:hangingChars="1" w:hanging="1"/>
+        <w:ind w:leftChars="100" w:left="242" w:hangingChars="1" w:hanging="2"/>
         <w:rPr>
           <w:lang w:val="en-CA"/>
         </w:rPr>
@@ -7653,6 +7519,9 @@
       <w:bookmarkEnd w:id="54"/>
     </w:p>
     <w:p>
+      <w:pPr>
+        <w:ind w:left="360"/>
+      </w:pPr>
       <w:r>
         <w:rPr>
           <w:lang w:val="en-CA"/>
@@ -23239,6 +23108,7 @@
   <w:style w:type="character" w:default="1" w:styleId="DefaultParagraphFont">
     <w:name w:val="Default Paragraph Font"/>
     <w:uiPriority w:val="1"/>
+    <w:semiHidden/>
     <w:unhideWhenUsed/>
   </w:style>
   <w:style w:type="table" w:default="1" w:styleId="TableNormal">
@@ -25087,28 +24957,28 @@
 </file>
 
 <file path=customXml/item1.xml><?xml version="1.0" encoding="utf-8"?>
+<b:Sources xmlns:b="http://schemas.openxmlformats.org/officeDocument/2006/bibliography" xmlns="http://schemas.openxmlformats.org/officeDocument/2006/bibliography" SelectedStyle="\MLASeventhEditionOfficeOnline.xsl" StyleName="MLA" Version="7"/>
+</file>
+
+<file path=customXml/item2.xml><?xml version="1.0" encoding="utf-8"?>
 <go:gDocsCustomXmlDataStorage xmlns:go="http://customooxmlschemas.google.com/" xmlns:r="http://schemas.openxmlformats.org/officeDocument/2006/relationships" uri="GoogleDocsCustomDataVersion2">
   <go:docsCustomData xmlns:go="http://customooxmlschemas.google.com/" roundtripDataSignature="AMtx7mgKo6xCXF1fewSVDFohW3Rfb1U/+w==">CgMxLjAyCGguZ2pkZ3hzOAByITE4VDhxQ1U1Zkc4ZTNGdzdBZk0wNWh2WVJrZ0FnTkFIVg==</go:docsCustomData>
 </go:gDocsCustomXmlDataStorage>
 </file>
 
-<file path=customXml/item2.xml><?xml version="1.0" encoding="utf-8"?>
-<b:Sources xmlns:b="http://schemas.openxmlformats.org/officeDocument/2006/bibliography" xmlns="http://schemas.openxmlformats.org/officeDocument/2006/bibliography" SelectedStyle="\MLASeventhEditionOfficeOnline.xsl" StyleName="MLA" Version="7"/>
+<file path=customXml/itemProps1.xml><?xml version="1.0" encoding="utf-8"?>
+<ds:datastoreItem xmlns:ds="http://schemas.openxmlformats.org/officeDocument/2006/customXml" ds:itemID="{EB846837-5283-4A3B-8BE3-0E7FC208943E}">
+  <ds:schemaRefs>
+    <ds:schemaRef ds:uri="http://schemas.openxmlformats.org/officeDocument/2006/bibliography"/>
+  </ds:schemaRefs>
+</ds:datastoreItem>
 </file>
 
-<file path=customXml/itemProps1.xml><?xml version="1.0" encoding="utf-8"?>
+<file path=customXml/itemProps2.xml><?xml version="1.0" encoding="utf-8"?>
 <ds:datastoreItem xmlns:ds="http://schemas.openxmlformats.org/officeDocument/2006/customXml" ds:itemID="{11111111-1234-1234-1234-123412341234}">
   <ds:schemaRefs>
     <ds:schemaRef ds:uri="http://customooxmlschemas.google.com/"/>
     <ds:schemaRef ds:uri="http://schemas.openxmlformats.org/officeDocument/2006/relationships"/>
   </ds:schemaRefs>
 </ds:datastoreItem>
-</file>
-
-<file path=customXml/itemProps2.xml><?xml version="1.0" encoding="utf-8"?>
-<ds:datastoreItem xmlns:ds="http://schemas.openxmlformats.org/officeDocument/2006/customXml" ds:itemID="{EB846837-5283-4A3B-8BE3-0E7FC208943E}">
-  <ds:schemaRefs>
-    <ds:schemaRef ds:uri="http://schemas.openxmlformats.org/officeDocument/2006/bibliography"/>
-  </ds:schemaRefs>
-</ds:datastoreItem>
 </file>